--- a/(e)CRF/Per visite/V1 - Baseline/Educatie en patientenmateriaal/18_Logboek educatie en vaardigheidstraining.docx
+++ b/(e)CRF/Per visite/V1 - Baseline/Educatie en patientenmateriaal/18_Logboek educatie en vaardigheidstraining.docx
@@ -7450,6 +7450,22 @@
           <w:color w:val="24303B"/>
         </w:rPr>
         <w:t xml:space="preserve"> vragen ingevuld</w:t>
+      </w:r>
+    </w:p>
+    <w:p>
+      <w:pPr/>
+      <w:r>
+        <w:t>□</w:t>
+        <w:tab/>
+        <w:t>professional vraagt aan patiënt om een laatste keer te tonen hoe hij thuis zijn voeten verzorgt</w:t>
+      </w:r>
+    </w:p>
+    <w:p>
+      <w:pPr/>
+      <w:r>
+        <w:t>□</w:t>
+        <w:tab/>
+        <w:t>Patiënt voert de inspectie van de voeten correct uit</w:t>
       </w:r>
     </w:p>
     <w:p>
